--- a/APPIUM/1 - Why-Appium (AutoRecovered).docx
+++ b/APPIUM/1 - Why-Appium (AutoRecovered).docx
@@ -10,7 +10,6 @@
           <w:szCs w:val="48"/>
         </w:rPr>
       </w:pPr>
-      <w:proofErr w:type="gramStart"/>
       <w:r>
         <w:rPr>
           <w:color w:val="1F497D" w:themeColor="text2"/>
@@ -27,7 +26,6 @@
         </w:rPr>
         <w:t>:</w:t>
       </w:r>
-      <w:proofErr w:type="gramEnd"/>
     </w:p>
     <w:p>
       <w:pPr>
@@ -490,49 +488,7 @@
         <w:t>Hybrid Apps</w:t>
       </w:r>
     </w:p>
-    <w:p>
-      <w:r>
-        <w:rPr>
-          <w:noProof/>
-        </w:rPr>
-        <w:lastRenderedPageBreak/>
-        <w:drawing>
-          <wp:inline distT="0" distB="0" distL="0" distR="0" wp14:anchorId="0D438079" wp14:editId="3E21BB04">
-            <wp:extent cx="5731510" cy="3223895"/>
-            <wp:effectExtent l="0" t="0" r="0" b="0"/>
-            <wp:docPr id="1" name="Picture 1"/>
-            <wp:cNvGraphicFramePr>
-              <a:graphicFrameLocks xmlns:a="http://schemas.openxmlformats.org/drawingml/2006/main" noChangeAspect="1"/>
-            </wp:cNvGraphicFramePr>
-            <a:graphic xmlns:a="http://schemas.openxmlformats.org/drawingml/2006/main">
-              <a:graphicData uri="http://schemas.openxmlformats.org/drawingml/2006/picture">
-                <pic:pic xmlns:pic="http://schemas.openxmlformats.org/drawingml/2006/picture">
-                  <pic:nvPicPr>
-                    <pic:cNvPr id="1" name=""/>
-                    <pic:cNvPicPr/>
-                  </pic:nvPicPr>
-                  <pic:blipFill>
-                    <a:blip r:embed="rId5"/>
-                    <a:stretch>
-                      <a:fillRect/>
-                    </a:stretch>
-                  </pic:blipFill>
-                  <pic:spPr>
-                    <a:xfrm>
-                      <a:off x="0" y="0"/>
-                      <a:ext cx="5731510" cy="3223895"/>
-                    </a:xfrm>
-                    <a:prstGeom prst="rect">
-                      <a:avLst/>
-                    </a:prstGeom>
-                  </pic:spPr>
-                </pic:pic>
-              </a:graphicData>
-            </a:graphic>
-          </wp:inline>
-        </w:drawing>
-      </w:r>
-    </w:p>
+    <w:p/>
     <w:p/>
     <w:p/>
     <w:p/>
@@ -1228,7 +1184,7 @@
     <w:lsdException w:name="Table Web 2" w:semiHidden="1" w:unhideWhenUsed="1"/>
     <w:lsdException w:name="Table Web 3" w:semiHidden="1" w:unhideWhenUsed="1"/>
     <w:lsdException w:name="Balloon Text" w:semiHidden="1" w:unhideWhenUsed="1"/>
-    <w:lsdException w:name="Table Grid" w:semiHidden="1" w:uiPriority="59" w:unhideWhenUsed="1"/>
+    <w:lsdException w:name="Table Grid" w:uiPriority="59"/>
     <w:lsdException w:name="Table Theme" w:semiHidden="1" w:unhideWhenUsed="1"/>
     <w:lsdException w:name="Placeholder Text" w:semiHidden="1"/>
     <w:lsdException w:name="No Spacing" w:uiPriority="1" w:qFormat="1"/>
